--- a/Report/Perch_figures/Kinnbäcksfjärden_bayesian_p_prop_zero.docx
+++ b/Report/Perch_figures/Kinnbäcksfjärden_bayesian_p_prop_zero.docx
@@ -240,7 +240,7 @@
                 <w:szCs w:val="22"/>
                 <w:color w:val="000000"/>
               </w:rPr>
-              <w:t xml:space="preserve">0.08</w:t>
+              <w:t xml:space="preserve">0.42</w:t>
             </w:r>
           </w:p>
         </w:tc>
@@ -352,7 +352,7 @@
                 <w:szCs w:val="22"/>
                 <w:color w:val="000000"/>
               </w:rPr>
-              <w:t xml:space="preserve">0.57</w:t>
+              <w:t xml:space="preserve">0.55</w:t>
             </w:r>
           </w:p>
         </w:tc>
@@ -464,7 +464,7 @@
                 <w:szCs w:val="22"/>
                 <w:color w:val="000000"/>
               </w:rPr>
-              <w:t xml:space="preserve">0.62</w:t>
+              <w:t xml:space="preserve">0.75</w:t>
             </w:r>
           </w:p>
         </w:tc>

--- a/Report/Perch_figures/Kinnbäcksfjärden_bayesian_p_prop_zero.docx
+++ b/Report/Perch_figures/Kinnbäcksfjärden_bayesian_p_prop_zero.docx
@@ -240,7 +240,7 @@
                 <w:szCs w:val="22"/>
                 <w:color w:val="000000"/>
               </w:rPr>
-              <w:t xml:space="preserve">0.42</w:t>
+              <w:t xml:space="preserve">0.68</w:t>
             </w:r>
           </w:p>
         </w:tc>
@@ -352,7 +352,7 @@
                 <w:szCs w:val="22"/>
                 <w:color w:val="000000"/>
               </w:rPr>
-              <w:t xml:space="preserve">0.55</w:t>
+              <w:t xml:space="preserve">0.57</w:t>
             </w:r>
           </w:p>
         </w:tc>
@@ -464,7 +464,7 @@
                 <w:szCs w:val="22"/>
                 <w:color w:val="000000"/>
               </w:rPr>
-              <w:t xml:space="preserve">0.75</w:t>
+              <w:t xml:space="preserve">0.68</w:t>
             </w:r>
           </w:p>
         </w:tc>

--- a/Report/Perch_figures/Kinnbäcksfjärden_bayesian_p_prop_zero.docx
+++ b/Report/Perch_figures/Kinnbäcksfjärden_bayesian_p_prop_zero.docx
@@ -240,7 +240,7 @@
                 <w:szCs w:val="22"/>
                 <w:color w:val="000000"/>
               </w:rPr>
-              <w:t xml:space="preserve">0.68</w:t>
+              <w:t xml:space="preserve">0.29</w:t>
             </w:r>
           </w:p>
         </w:tc>
@@ -352,7 +352,7 @@
                 <w:szCs w:val="22"/>
                 <w:color w:val="000000"/>
               </w:rPr>
-              <w:t xml:space="preserve">0.57</w:t>
+              <w:t xml:space="preserve">0.55</w:t>
             </w:r>
           </w:p>
         </w:tc>
@@ -464,7 +464,7 @@
                 <w:szCs w:val="22"/>
                 <w:color w:val="000000"/>
               </w:rPr>
-              <w:t xml:space="preserve">0.68</w:t>
+              <w:t xml:space="preserve">0.75</w:t>
             </w:r>
           </w:p>
         </w:tc>
